--- a/word_reports/LP_0047_위치_301_Ace Cannon_Ace of Sax.docx
+++ b/word_reports/LP_0047_위치_301_Ace Cannon_Ace of Sax.docx
@@ -4,7 +4,7 @@
   <w:body>
     <w:p>
       <w:pPr>
-        <w:spacing w:after="280"/>
+        <w:spacing w:after="80"/>
       </w:pPr>
       <w:r>
         <w:rPr w:rFonts="맑은 고딕">
@@ -13,94 +13,47 @@
           <w:color w:val="1E3A8A"/>
           <w:sz w:val="30"/>
         </w:rPr>
-        <w:t>[301] Ace Cannon - Ace of Sax</w:t>
+        <w:t>Ace Cannon (에이스 캐논) - Ace of Sax</w:t>
       </w:r>
     </w:p>
     <w:p>
       <w:pPr>
-        <w:spacing w:after="320"/>
+        <w:spacing w:after="240"/>
       </w:pPr>
       <w:r>
         <w:rPr w:rFonts="맑은 고딕">
           <w:rFonts w:ascii="맑은 고딕" w:hAnsi="맑은 고딕" w:eastAsia="맑은 고딕"/>
           <w:b/>
-          <w:sz w:val="20"/>
+          <w:color w:val="4B5563"/>
+          <w:sz w:val="22"/>
         </w:rPr>
-        <w:t>■ 위치 : 301</w:t>
-        <w:br/>
-      </w:r>
-      <w:r>
-        <w:rPr w:rFonts="맑은 고딕">
-          <w:rFonts w:ascii="맑은 고딕" w:hAnsi="맑은 고딕" w:eastAsia="맑은 고딕"/>
-          <w:b/>
-          <w:sz w:val="20"/>
-        </w:rPr>
-        <w:t>■ 아티스트 : Ace Cannon</w:t>
-        <w:br/>
-      </w:r>
-      <w:r>
-        <w:rPr w:rFonts="맑은 고딕">
-          <w:rFonts w:ascii="맑은 고딕" w:hAnsi="맑은 고딕" w:eastAsia="맑은 고딕"/>
-          <w:b/>
-          <w:sz w:val="20"/>
-        </w:rPr>
-        <w:t>■ 앨범명 : Ace of Sax</w:t>
-        <w:br/>
-      </w:r>
-      <w:r>
-        <w:rPr w:rFonts="맑은 고딕">
-          <w:rFonts w:ascii="맑은 고딕" w:hAnsi="맑은 고딕" w:eastAsia="맑은 고딕"/>
-          <w:b w:val="0"/>
-          <w:sz w:val="20"/>
-        </w:rPr>
-        <w:t>■ 음반 레이블 : Hi Records</w:t>
-        <w:br/>
-      </w:r>
-      <w:r>
-        <w:rPr w:rFonts="맑은 고딕">
-          <w:rFonts w:ascii="맑은 고딕" w:hAnsi="맑은 고딕" w:eastAsia="맑은 고딕"/>
-          <w:b w:val="0"/>
-          <w:sz w:val="20"/>
-        </w:rPr>
-        <w:t>■ 발매년도 : 1967</w:t>
-        <w:br/>
-      </w:r>
-      <w:r>
-        <w:rPr w:rFonts="맑은 고딕">
-          <w:rFonts w:ascii="맑은 고딕" w:hAnsi="맑은 고딕" w:eastAsia="맑은 고딕"/>
-          <w:b w:val="0"/>
-          <w:sz w:val="20"/>
-        </w:rPr>
-        <w:t>■ 장르 : 인스트루멘털 팝 / 블루스 &amp; 소울 / 이지 리스닝 (Instrumental Pop / Blues &amp; Soul / Easy Listening)</w:t>
-        <w:br/>
-      </w:r>
-      <w:r>
-        <w:rPr w:rFonts="맑은 고딕">
-          <w:rFonts w:ascii="맑은 고딕" w:hAnsi="맑은 고딕" w:eastAsia="맑은 고딕"/>
-          <w:b w:val="0"/>
-          <w:sz w:val="20"/>
-        </w:rPr>
-        <w:t>■ 주요 수록곡 : - Gentle On My Mind</w:t>
-        <w:br/>
+        <w:t>위치 :  301</w:t>
       </w:r>
     </w:p>
     <w:p>
       <w:pPr>
-        <w:spacing w:after="160"/>
+        <w:spacing w:line="324" w:lineRule="auto" w:before="80" w:after="160"/>
       </w:pPr>
       <w:r>
         <w:rPr w:rFonts="맑은 고딕">
           <w:rFonts w:ascii="맑은 고딕" w:hAnsi="맑은 고딕" w:eastAsia="맑은 고딕"/>
           <w:b/>
           <w:color w:val="1F2937"/>
-          <w:sz w:val="24"/>
+          <w:sz w:val="22"/>
         </w:rPr>
-        <w:t>■ 음반 해설 및 감상 가이드</w:t>
+        <w:t xml:space="preserve">[음반 소개] </w:t>
+      </w:r>
+      <w:r>
+        <w:rPr w:rFonts="맑은 고딕">
+          <w:rFonts w:ascii="맑은 고딕" w:hAnsi="맑은 고딕" w:eastAsia="맑은 고딕"/>
+          <w:b w:val="0"/>
+          <w:sz w:val="21"/>
+        </w:rPr>
       </w:r>
     </w:p>
     <w:p>
       <w:pPr>
-        <w:spacing w:line="312" w:lineRule="auto" w:after="120"/>
+        <w:spacing w:line="324" w:lineRule="auto" w:after="120"/>
       </w:pPr>
       <w:r>
         <w:rPr w:rFonts="맑은 고딕">
@@ -108,51 +61,516 @@
           <w:b w:val="0"/>
           <w:sz w:val="21"/>
         </w:rPr>
-        <w:t>에이스 캐넌(Ace Cannon)은 멤피스 사운드의 거친 야성과 대중적인 감수성을 절묘하게 융합해 낸 미국의 대표적인 알토·테너 색소폰 연주자입니다. 1967년에 발매된 《Ace of Sax》는 그의 음악적 정체성이 가장 화려하고 성숙하게 결실을 맺은 명반으로 꼽힙니다. 명문 레이블 하이 레코드(Hi Records) 특유의 풍부한 리듬 앤 블루스 세션 사운드 위에 에이스 캐넌 특유의 독창적인 관악 톤이 더해져, 당대 대중음악의 히트곡들을 한층 격조 높은 인스트루멘털 음악으로 재해석해 냈습니다.</w:t>
+        <w:t>에이스 캐논의 색소폰은 거친 황혼 속에서도 결코 꺼지지 않는 남부의 온기와 낭만을 품고 있습니다. 팝과 인스트루멘털 음악의 찬연한 황금기 속에서 탄생한 본작 *Ace of Sax*는 그의 호흡 하나하나에 깃든 농익은 멜랑콜리와 유려한 선율미를 고스란히 봉인해 낸 걸작입니다. 악기 하나로 인간의 가장 깊은 희로애락을 어루만지던 그의 관악 사운드는 시간의 풍화를 견뎌내며 오늘날 우리에게도 더없이 그윽하고 우아한 서정의 울림을 선사합니다. 턴테이블의 바늘을 올리는 순간, 잊혀진 시절의 찬란한 풍경이 한 줄기 빛처럼 청자의 마음에 번져 나갑니다.</w:t>
       </w:r>
     </w:p>
     <w:p>
       <w:pPr>
-        <w:spacing w:line="312" w:lineRule="auto" w:after="120"/>
+        <w:spacing w:line="324" w:lineRule="auto" w:before="200" w:after="80"/>
       </w:pPr>
+      <w:r>
+        <w:rPr w:rFonts="맑은 고딕">
+          <w:rFonts w:ascii="맑은 고딕" w:hAnsi="맑은 고딕" w:eastAsia="맑은 고딕"/>
+          <w:b/>
+          <w:color w:val="1E3A8A"/>
+          <w:sz w:val="24"/>
+        </w:rPr>
+        <w:t>1. 음반 데이터</w:t>
+      </w:r>
+    </w:p>
+    <w:p>
+      <w:pPr>
+        <w:spacing w:line="324" w:lineRule="auto" w:after="80"/>
+      </w:pPr>
+      <w:r>
+        <w:rPr w:rFonts="맑은 고딕">
+          <w:rFonts w:ascii="맑은 고딕" w:hAnsi="맑은 고딕" w:eastAsia="맑은 고딕"/>
+          <w:b w:val="0"/>
+          <w:color w:val="6B7280"/>
+          <w:sz w:val="21"/>
+        </w:rPr>
+        <w:t xml:space="preserve">· </w:t>
+      </w:r>
+      <w:r>
+        <w:rPr w:rFonts="맑은 고딕">
+          <w:rFonts w:ascii="맑은 고딕" w:hAnsi="맑은 고딕" w:eastAsia="맑은 고딕"/>
+          <w:b/>
+          <w:color w:val="1F2937"/>
+          <w:sz w:val="21"/>
+        </w:rPr>
+        <w:t xml:space="preserve">앨범명: </w:t>
+      </w:r>
       <w:r>
         <w:rPr w:rFonts="맑은 고딕">
           <w:rFonts w:ascii="맑은 고딕" w:hAnsi="맑은 고딕" w:eastAsia="맑은 고딕"/>
           <w:b w:val="0"/>
           <w:sz w:val="21"/>
         </w:rPr>
-        <w:t>이 앨범의 가장 큰 매력은 에이스 캐넌 특유의 '감미로우면서도 짙은 페이소스가 묻어나는 연주 톤'에 있습니다. 그는 화려한 기교를 과시하기보다는, 멜로디가 가진 본연의 감정선을 극대화하는 은은한 비브라토와 특유의 깊은 호흡법을 선보입니다. 컨트리 음악의 서정성과 소울 음악의 진득한 에너지가 교차하는 그의 연주는 관악기가 표현할 수 있는 가장 인간적이고 따뜻한 온기를 품고 있습니다.</w:t>
+        <w:t>Ace of Sax</w:t>
       </w:r>
     </w:p>
     <w:p>
       <w:pPr>
-        <w:spacing w:line="312" w:lineRule="auto" w:after="120"/>
+        <w:spacing w:line="324" w:lineRule="auto" w:after="80"/>
       </w:pPr>
+      <w:r>
+        <w:rPr w:rFonts="맑은 고딕">
+          <w:rFonts w:ascii="맑은 고딕" w:hAnsi="맑은 고딕" w:eastAsia="맑은 고딕"/>
+          <w:b w:val="0"/>
+          <w:color w:val="6B7280"/>
+          <w:sz w:val="21"/>
+        </w:rPr>
+        <w:t xml:space="preserve">· </w:t>
+      </w:r>
+      <w:r>
+        <w:rPr w:rFonts="맑은 고딕">
+          <w:rFonts w:ascii="맑은 고딕" w:hAnsi="맑은 고딕" w:eastAsia="맑은 고딕"/>
+          <w:b/>
+          <w:color w:val="1F2937"/>
+          <w:sz w:val="21"/>
+        </w:rPr>
+        <w:t xml:space="preserve">아티스트: </w:t>
+      </w:r>
       <w:r>
         <w:rPr w:rFonts="맑은 고딕">
           <w:rFonts w:ascii="맑은 고딕" w:hAnsi="맑은 고딕" w:eastAsia="맑은 고딕"/>
           <w:b w:val="0"/>
           <w:sz w:val="21"/>
         </w:rPr>
-        <w:t>수록곡 하나하나가 관악 연주학의 정수를 보여줍니다. 글렌 캠벨의 대표곡을 재해석한 "Gentle On My Mind"와 "By the Time I Get to Phoenix"에서는 시적인 여운을 남기는 서정적인 프레이징이 돋보이며, "Soul Serenade"에서는 멤피스 블루스의 깊은 감수성이 색소폰 선율을 타고 정교하게 흘러나옵니다. 백킹 오케스트레이션과 따뜻한 아날로그 베이스 라인은 에이스 캐넌의 리드 연주를 안락하게 받쳐주어 듣는 이에게 극상의 청각적 쾌감을 선사합니다.</w:t>
+        <w:t>Ace Cannon (에이스 캐논)</w:t>
       </w:r>
     </w:p>
     <w:p>
       <w:pPr>
-        <w:spacing w:line="312" w:lineRule="auto" w:after="120"/>
+        <w:spacing w:line="324" w:lineRule="auto" w:after="80"/>
       </w:pPr>
+      <w:r>
+        <w:rPr w:rFonts="맑은 고딕">
+          <w:rFonts w:ascii="맑은 고딕" w:hAnsi="맑은 고딕" w:eastAsia="맑은 고딕"/>
+          <w:b w:val="0"/>
+          <w:color w:val="6B7280"/>
+          <w:sz w:val="21"/>
+        </w:rPr>
+        <w:t xml:space="preserve">· </w:t>
+      </w:r>
+      <w:r>
+        <w:rPr w:rFonts="맑은 고딕">
+          <w:rFonts w:ascii="맑은 고딕" w:hAnsi="맑은 고딕" w:eastAsia="맑은 고딕"/>
+          <w:b/>
+          <w:color w:val="1F2937"/>
+          <w:sz w:val="21"/>
+        </w:rPr>
+        <w:t xml:space="preserve">발매 정보: </w:t>
+      </w:r>
       <w:r>
         <w:rPr w:rFonts="맑은 고딕">
           <w:rFonts w:ascii="맑은 고딕" w:hAnsi="맑은 고딕" w:eastAsia="맑은 고딕"/>
           <w:b w:val="0"/>
           <w:sz w:val="21"/>
         </w:rPr>
-        <w:t>《Ace of Sax》는 편안한 이지 리스닝의 미덕을 갖춤과 동시에 1960년대 미국 남부 음악의 시대적 정수를 담아낸 귀중한 음반입니다. LP 턴테이블 바늘이 바이닐의 홈을 따라 흐를 때 공간을 채우는 에이스 캐넌의 묵직하고 풍부한 색소폰 음색은 클래식한 멋과 깊은 위로를 전합니다. 깊은 밤, 아날로그 질감이 선명히 살아있는 이 음반과 함께 온전히 음악에 몰입하는 시간은 리스너에게 잊을 수 없는 품격 있는 경험이 될 것입니다.</w:t>
+        <w:t>1960~70년대 미국 멤피스 소울과 인스트루멘털 팝의 산실이었던 하이 레코드(Hi Records)의 탁월한 음향 프로덕션 아래, 에이스 캐논의 원숙한 연주력을 집대성하여 발매된 정규 LP입니다.</w:t>
+      </w:r>
+    </w:p>
+    <w:p>
+      <w:pPr>
+        <w:spacing w:line="324" w:lineRule="auto" w:after="80"/>
+      </w:pPr>
+      <w:r>
+        <w:rPr w:rFonts="맑은 고딕">
+          <w:rFonts w:ascii="맑은 고딕" w:hAnsi="맑은 고딕" w:eastAsia="맑은 고딕"/>
+          <w:b w:val="0"/>
+          <w:color w:val="6B7280"/>
+          <w:sz w:val="21"/>
+        </w:rPr>
+        <w:t xml:space="preserve">· </w:t>
+      </w:r>
+      <w:r>
+        <w:rPr w:rFonts="맑은 고딕">
+          <w:rFonts w:ascii="맑은 고딕" w:hAnsi="맑은 고딕" w:eastAsia="맑은 고딕"/>
+          <w:b/>
+          <w:color w:val="1F2937"/>
+          <w:sz w:val="21"/>
+        </w:rPr>
+        <w:t xml:space="preserve">LP 인기도(판매량): </w:t>
+      </w:r>
+      <w:r>
+        <w:rPr w:rFonts="맑은 고딕">
+          <w:rFonts w:ascii="맑은 고딕" w:hAnsi="맑은 고딕" w:eastAsia="맑은 고딕"/>
+          <w:b w:val="0"/>
+          <w:sz w:val="21"/>
+        </w:rPr>
+        <w:t>발매 당시 빌보드 앨범 차트 및 이지 리스닝 차트 상위권에 머무르며 대중적인 찬사를 받았고, 주크박스와 라디오 방송을 통해 꾸준히 애청되며 롱셀러 반열에 올랐습니다.</w:t>
+      </w:r>
+    </w:p>
+    <w:p>
+      <w:pPr>
+        <w:spacing w:line="324" w:lineRule="auto" w:after="80"/>
+      </w:pPr>
+      <w:r>
+        <w:rPr w:rFonts="맑은 고딕">
+          <w:rFonts w:ascii="맑은 고딕" w:hAnsi="맑은 고딕" w:eastAsia="맑은 고딕"/>
+          <w:b w:val="0"/>
+          <w:color w:val="6B7280"/>
+          <w:sz w:val="21"/>
+        </w:rPr>
+        <w:t xml:space="preserve">· </w:t>
+      </w:r>
+      <w:r>
+        <w:rPr w:rFonts="맑은 고딕">
+          <w:rFonts w:ascii="맑은 고딕" w:hAnsi="맑은 고딕" w:eastAsia="맑은 고딕"/>
+          <w:b/>
+          <w:color w:val="1F2937"/>
+          <w:sz w:val="21"/>
+        </w:rPr>
+        <w:t xml:space="preserve">각종 수상경력: </w:t>
+      </w:r>
+      <w:r>
+        <w:rPr w:rFonts="맑은 고딕">
+          <w:rFonts w:ascii="맑은 고딕" w:hAnsi="맑은 고딕" w:eastAsia="맑은 고딕"/>
+          <w:b w:val="0"/>
+          <w:sz w:val="21"/>
+        </w:rPr>
+        <w:t>로커빌리 명예의 전당 및 미시시피 음악가 명예의 전당 헌액 등, 대중음악사에 남긴 위대한 기악적 공로를 공인받으며 평단과 애호가 모두에게 불멸의 명연으로 평가받고 있습니다.</w:t>
+      </w:r>
+    </w:p>
+    <w:p>
+      <w:pPr>
+        <w:spacing w:line="324" w:lineRule="auto" w:before="200" w:after="80"/>
+      </w:pPr>
+      <w:r>
+        <w:rPr w:rFonts="맑은 고딕">
+          <w:rFonts w:ascii="맑은 고딕" w:hAnsi="맑은 고딕" w:eastAsia="맑은 고딕"/>
+          <w:b/>
+          <w:color w:val="1E3A8A"/>
+          <w:sz w:val="24"/>
+        </w:rPr>
+        <w:t>2. 아티스트 정보</w:t>
+      </w:r>
+    </w:p>
+    <w:p>
+      <w:pPr>
+        <w:spacing w:line="324" w:lineRule="auto" w:after="80"/>
+      </w:pPr>
+      <w:r>
+        <w:rPr w:rFonts="맑은 고딕">
+          <w:rFonts w:ascii="맑은 고딕" w:hAnsi="맑은 고딕" w:eastAsia="맑은 고딕"/>
+          <w:b w:val="0"/>
+          <w:color w:val="6B7280"/>
+          <w:sz w:val="21"/>
+        </w:rPr>
+        <w:t xml:space="preserve">· </w:t>
+      </w:r>
+      <w:r>
+        <w:rPr w:rFonts="맑은 고딕">
+          <w:rFonts w:ascii="맑은 고딕" w:hAnsi="맑은 고딕" w:eastAsia="맑은 고딕"/>
+          <w:b/>
+          <w:color w:val="1F2937"/>
+          <w:sz w:val="21"/>
+        </w:rPr>
+        <w:t xml:space="preserve">국적: </w:t>
+      </w:r>
+      <w:r>
+        <w:rPr w:rFonts="맑은 고딕">
+          <w:rFonts w:ascii="맑은 고딕" w:hAnsi="맑은 고딕" w:eastAsia="맑은 고딕"/>
+          <w:b w:val="0"/>
+          <w:sz w:val="21"/>
+        </w:rPr>
+        <w:t>미국 (USA)</w:t>
+      </w:r>
+    </w:p>
+    <w:p>
+      <w:pPr>
+        <w:spacing w:line="324" w:lineRule="auto" w:after="80"/>
+      </w:pPr>
+      <w:r>
+        <w:rPr w:rFonts="맑은 고딕">
+          <w:rFonts w:ascii="맑은 고딕" w:hAnsi="맑은 고딕" w:eastAsia="맑은 고딕"/>
+          <w:b w:val="0"/>
+          <w:color w:val="6B7280"/>
+          <w:sz w:val="21"/>
+        </w:rPr>
+        <w:t xml:space="preserve">· </w:t>
+      </w:r>
+      <w:r>
+        <w:rPr w:rFonts="맑은 고딕">
+          <w:rFonts w:ascii="맑은 고딕" w:hAnsi="맑은 고딕" w:eastAsia="맑은 고딕"/>
+          <w:b/>
+          <w:color w:val="1F2937"/>
+          <w:sz w:val="21"/>
+        </w:rPr>
+        <w:t xml:space="preserve">생몰년도: </w:t>
+      </w:r>
+      <w:r>
+        <w:rPr w:rFonts="맑은 고딕">
+          <w:rFonts w:ascii="맑은 고딕" w:hAnsi="맑은 고딕" w:eastAsia="맑은 고딕"/>
+          <w:b w:val="0"/>
+          <w:sz w:val="21"/>
+        </w:rPr>
+        <w:t>1934년 5월 5일 ~ 2018년 12월 6일</w:t>
+      </w:r>
+    </w:p>
+    <w:p>
+      <w:pPr>
+        <w:spacing w:line="324" w:lineRule="auto" w:after="80"/>
+      </w:pPr>
+      <w:r>
+        <w:rPr w:rFonts="맑은 고딕">
+          <w:rFonts w:ascii="맑은 고딕" w:hAnsi="맑은 고딕" w:eastAsia="맑은 고딕"/>
+          <w:b w:val="0"/>
+          <w:color w:val="6B7280"/>
+          <w:sz w:val="21"/>
+        </w:rPr>
+        <w:t xml:space="preserve">· </w:t>
+      </w:r>
+      <w:r>
+        <w:rPr w:rFonts="맑은 고딕">
+          <w:rFonts w:ascii="맑은 고딕" w:hAnsi="맑은 고딕" w:eastAsia="맑은 고딕"/>
+          <w:b/>
+          <w:color w:val="1F2937"/>
+          <w:sz w:val="21"/>
+        </w:rPr>
+        <w:t xml:space="preserve">그룹 소속: </w:t>
+      </w:r>
+      <w:r>
+        <w:rPr w:rFonts="맑은 고딕">
+          <w:rFonts w:ascii="맑은 고딕" w:hAnsi="맑은 고딕" w:eastAsia="맑은 고딕"/>
+          <w:b w:val="0"/>
+          <w:sz w:val="21"/>
+        </w:rPr>
+        <w:t>솔로 (초기 Bill Black's Combo의 핵심 멤버로 활약 후 솔로 전향)</w:t>
+      </w:r>
+    </w:p>
+    <w:p>
+      <w:pPr>
+        <w:spacing w:line="324" w:lineRule="auto" w:after="80"/>
+      </w:pPr>
+      <w:r>
+        <w:rPr w:rFonts="맑은 고딕">
+          <w:rFonts w:ascii="맑은 고딕" w:hAnsi="맑은 고딕" w:eastAsia="맑은 고딕"/>
+          <w:b w:val="0"/>
+          <w:color w:val="6B7280"/>
+          <w:sz w:val="21"/>
+        </w:rPr>
+        <w:t xml:space="preserve">· </w:t>
+      </w:r>
+      <w:r>
+        <w:rPr w:rFonts="맑은 고딕">
+          <w:rFonts w:ascii="맑은 고딕" w:hAnsi="맑은 고딕" w:eastAsia="맑은 고딕"/>
+          <w:b/>
+          <w:color w:val="1F2937"/>
+          <w:sz w:val="21"/>
+        </w:rPr>
+        <w:t xml:space="preserve">아티스트 소개: </w:t>
+      </w:r>
+      <w:r>
+        <w:rPr w:rFonts="맑은 고딕">
+          <w:rFonts w:ascii="맑은 고딕" w:hAnsi="맑은 고딕" w:eastAsia="맑은 고딕"/>
+          <w:b w:val="0"/>
+          <w:sz w:val="21"/>
+        </w:rPr>
+        <w:t>에이스 캐논은 블루스와 로큰롤, 그리고 팝의 감수성을 색소폰이라는 악기 안에 완벽하게 융화시킨 20세기 관악 연주의 거장입니다. 인간의 육성을 빼닮은 특유의 풍성한 비브라토와 따뜻한 톤 컬러로 보컬 이상의 호소력을 구현하며 팝 인스트루멘털 역사에 독보적인 족적을 남겼습니다.</w:t>
+      </w:r>
+    </w:p>
+    <w:p>
+      <w:pPr>
+        <w:spacing w:line="324" w:lineRule="auto" w:before="200" w:after="80"/>
+      </w:pPr>
+      <w:r>
+        <w:rPr w:rFonts="맑은 고딕">
+          <w:rFonts w:ascii="맑은 고딕" w:hAnsi="맑은 고딕" w:eastAsia="맑은 고딕"/>
+          <w:b/>
+          <w:color w:val="1E3A8A"/>
+          <w:sz w:val="24"/>
+        </w:rPr>
+        <w:t>3. 음반 상세 분석</w:t>
+      </w:r>
+    </w:p>
+    <w:p>
+      <w:pPr>
+        <w:spacing w:line="324" w:lineRule="auto" w:after="80"/>
+      </w:pPr>
+      <w:r>
+        <w:rPr w:rFonts="맑은 고딕">
+          <w:rFonts w:ascii="맑은 고딕" w:hAnsi="맑은 고딕" w:eastAsia="맑은 고딕"/>
+          <w:b w:val="0"/>
+          <w:color w:val="6B7280"/>
+          <w:sz w:val="21"/>
+        </w:rPr>
+        <w:t xml:space="preserve">· </w:t>
+      </w:r>
+      <w:r>
+        <w:rPr w:rFonts="맑은 고딕">
+          <w:rFonts w:ascii="맑은 고딕" w:hAnsi="맑은 고딕" w:eastAsia="맑은 고딕"/>
+          <w:b/>
+          <w:color w:val="1F2937"/>
+          <w:sz w:val="21"/>
+        </w:rPr>
+        <w:t xml:space="preserve">역사적 위치: </w:t>
+      </w:r>
+      <w:r>
+        <w:rPr w:rFonts="맑은 고딕">
+          <w:rFonts w:ascii="맑은 고딕" w:hAnsi="맑은 고딕" w:eastAsia="맑은 고딕"/>
+          <w:b w:val="0"/>
+          <w:sz w:val="21"/>
+        </w:rPr>
+        <w:t>목소리가 주도하던 대중음악 씬에서 악기 본연의 멜로디만으로 대중의 감성을 완벽히 사로잡을 수 있음을 증명한 명반입니다. 재즈의 화려함보다는 팝의 명징한 선율과 블루스의 짙은 정조를 결합하여 후대 컨템포러리 팝 재즈와 스무스 재즈의 탄생에 지대한 영향을 미친 교량적 위치를 점하고 있습니다.</w:t>
+      </w:r>
+    </w:p>
+    <w:p>
+      <w:pPr>
+        <w:spacing w:line="324" w:lineRule="auto" w:after="80"/>
+      </w:pPr>
+      <w:r>
+        <w:rPr w:rFonts="맑은 고딕">
+          <w:rFonts w:ascii="맑은 고딕" w:hAnsi="맑은 고딕" w:eastAsia="맑은 고딕"/>
+          <w:b w:val="0"/>
+          <w:color w:val="6B7280"/>
+          <w:sz w:val="21"/>
+        </w:rPr>
+        <w:t xml:space="preserve">· </w:t>
+      </w:r>
+      <w:r>
+        <w:rPr w:rFonts="맑은 고딕">
+          <w:rFonts w:ascii="맑은 고딕" w:hAnsi="맑은 고딕" w:eastAsia="맑은 고딕"/>
+          <w:b/>
+          <w:color w:val="1F2937"/>
+          <w:sz w:val="21"/>
+        </w:rPr>
+        <w:t xml:space="preserve">시대의 흔적(스토리텔링): </w:t>
+      </w:r>
+      <w:r>
+        <w:rPr w:rFonts="맑은 고딕">
+          <w:rFonts w:ascii="맑은 고딕" w:hAnsi="맑은 고딕" w:eastAsia="맑은 고딕"/>
+          <w:b w:val="0"/>
+          <w:sz w:val="21"/>
+        </w:rPr>
+        <w:t>급격한 산업화와 사회적 격변을 지나던 당대 청춘들에게 에이스 캐논의 나직한 색소폰은 지친 하루를 달래주는 유일한 안식처였습니다. 늦은 밤 자동차 극장과 아늑한 거실의 오디오 앰프를 통해 흘러나오던 그의 선율은, 소박하면서도 온기 넘쳤던 아메리칸 드림의 정서와 청춘의 낭만을 오롯이 환기시킵니다.</w:t>
+      </w:r>
+    </w:p>
+    <w:p>
+      <w:pPr>
+        <w:spacing w:line="324" w:lineRule="auto" w:before="200" w:after="80"/>
+      </w:pPr>
+      <w:r>
+        <w:rPr w:rFonts="맑은 고딕">
+          <w:rFonts w:ascii="맑은 고딕" w:hAnsi="맑은 고딕" w:eastAsia="맑은 고딕"/>
+          <w:b/>
+          <w:color w:val="1E3A8A"/>
+          <w:sz w:val="24"/>
+        </w:rPr>
+        <w:t>4. 주요 수록곡 및 감상 제언</w:t>
+      </w:r>
+    </w:p>
+    <w:p>
+      <w:pPr>
+        <w:spacing w:line="324" w:lineRule="auto" w:after="80"/>
+      </w:pPr>
+      <w:r>
+        <w:rPr w:rFonts="맑은 고딕">
+          <w:rFonts w:ascii="맑은 고딕" w:hAnsi="맑은 고딕" w:eastAsia="맑은 고딕"/>
+          <w:b w:val="0"/>
+          <w:color w:val="6B7280"/>
+          <w:sz w:val="21"/>
+        </w:rPr>
+        <w:t xml:space="preserve">· </w:t>
+      </w:r>
+      <w:r>
+        <w:rPr w:rFonts="맑은 고딕">
+          <w:rFonts w:ascii="맑은 고딕" w:hAnsi="맑은 고딕" w:eastAsia="맑은 고딕"/>
+          <w:b/>
+          <w:color w:val="1F2937"/>
+          <w:sz w:val="21"/>
+        </w:rPr>
+        <w:t xml:space="preserve">주요 수록곡 특징: </w:t>
+      </w:r>
+      <w:r>
+        <w:rPr w:rFonts="맑은 고딕">
+          <w:rFonts w:ascii="맑은 고딕" w:hAnsi="맑은 고딕" w:eastAsia="맑은 고딕"/>
+          <w:b w:val="0"/>
+          <w:sz w:val="21"/>
+        </w:rPr>
+        <w:t>유려한 색소폰의 비브라토가 돋보이는 서정적 팝 발라드부터 하이 레코드 특유의 리듬 섹션이 가미된 감각적인 미드 템포 곡들까지 폭넓게 수록되어 있습니다. 특히 테너 및 알토 색소폰의 리드가 뿜어내는 깊고 묵직한 호흡은 단순한 멜로디 연주를 넘어 진솔한 이야기 한 편을 들려주듯 짙은 여운을 남깁니다.</w:t>
+      </w:r>
+    </w:p>
+    <w:p>
+      <w:pPr>
+        <w:spacing w:line="324" w:lineRule="auto" w:after="80"/>
+      </w:pPr>
+      <w:r>
+        <w:rPr w:rFonts="맑은 고딕">
+          <w:rFonts w:ascii="맑은 고딕" w:hAnsi="맑은 고딕" w:eastAsia="맑은 고딕"/>
+          <w:b w:val="0"/>
+          <w:color w:val="6B7280"/>
+          <w:sz w:val="21"/>
+        </w:rPr>
+        <w:t xml:space="preserve">· </w:t>
+      </w:r>
+      <w:r>
+        <w:rPr w:rFonts="맑은 고딕">
+          <w:rFonts w:ascii="맑은 고딕" w:hAnsi="맑은 고딕" w:eastAsia="맑은 고딕"/>
+          <w:b/>
+          <w:color w:val="1F2937"/>
+          <w:sz w:val="21"/>
+        </w:rPr>
+        <w:t xml:space="preserve">빈티지 감상 제언: </w:t>
+      </w:r>
+      <w:r>
+        <w:rPr w:rFonts="맑은 고딕">
+          <w:rFonts w:ascii="맑은 고딕" w:hAnsi="맑은 고딕" w:eastAsia="맑은 고딕"/>
+          <w:b w:val="0"/>
+          <w:sz w:val="21"/>
+        </w:rPr>
+        <w:t>진공관 앰프의 온화한 배음과 LP 턴테이블의 회전이 만들어내는 아날로그 무대 위에서 감상할 때 본 앨범의 진가가 온전히 드러납니다. 조명을 낮춘 심야에 묵직한 턴테이블 바늘을 내리면, 색소폰의 떨림과 미세한 숨소리가 마치 리스닝 룸 한가운데에서 직접 연주하듯 생생하고 포근하게 다가옵니다.</w:t>
+      </w:r>
+    </w:p>
+    <w:p>
+      <w:pPr>
+        <w:spacing w:line="324" w:lineRule="auto" w:after="80"/>
+      </w:pPr>
+      <w:r>
+        <w:rPr w:rFonts="맑은 고딕">
+          <w:rFonts w:ascii="맑은 고딕" w:hAnsi="맑은 고딕" w:eastAsia="맑은 고딕"/>
+          <w:b w:val="0"/>
+          <w:color w:val="6B7280"/>
+          <w:sz w:val="21"/>
+        </w:rPr>
+        <w:t xml:space="preserve">· </w:t>
+      </w:r>
+      <w:r>
+        <w:rPr w:rFonts="맑은 고딕">
+          <w:rFonts w:ascii="맑은 고딕" w:hAnsi="맑은 고딕" w:eastAsia="맑은 고딕"/>
+          <w:b/>
+          <w:color w:val="1F2937"/>
+          <w:sz w:val="21"/>
+        </w:rPr>
+        <w:t xml:space="preserve">소장 가치: </w:t>
+      </w:r>
+      <w:r>
+        <w:rPr w:rFonts="맑은 고딕">
+          <w:rFonts w:ascii="맑은 고딕" w:hAnsi="맑은 고딕" w:eastAsia="맑은 고딕"/>
+          <w:b w:val="0"/>
+          <w:sz w:val="21"/>
+        </w:rPr>
+        <w:t>디지털 사운드에서는 결코 흉내 낼 수 없는 두터운 아날로그 그루브와 멤피스 사운드의 정수가 온전히 담긴 음반입니다. 관악 연주 음반 수집가뿐만 아니라 낭만적인 빈티지 사운드를 사랑하는 모든 오디오파일에게 서가의 품격을 높여줄 필수 소장 LP입니다.</w:t>
+      </w:r>
+    </w:p>
+    <w:p>
+      <w:pPr>
+        <w:spacing w:line="324" w:lineRule="auto" w:after="120" w:before="160"/>
+      </w:pPr>
+      <w:r>
+        <w:rPr w:rFonts="맑은 고딕">
+          <w:rFonts w:ascii="맑은 고딕" w:hAnsi="맑은 고딕" w:eastAsia="맑은 고딕"/>
+          <w:b/>
+          <w:color w:val="4338CA"/>
+          <w:sz w:val="21"/>
+        </w:rPr>
+        <w:t>이 음반을 통해 한 시대를 풍미했던 황금빛 색소폰의 숨결과 따뜻한 아날로그 선율이 전해주는 감동을 다시 한번 경험해 보시는 것은 어떨까요?</w:t>
       </w:r>
     </w:p>
     <w:sectPr>
       <w:pgSz w:w="12240" w:h="15840"/>
-      <w:pgMar w:top="1440" w:right="1440" w:bottom="1440" w:left="1440" w:header="720" w:footer="720" w:gutter="0"/>
+      <w:pgMar w:top="1152" w:right="1296" w:bottom="1152" w:left="1296" w:header="720" w:footer="720" w:gutter="0"/>
       <w:cols w:space="720"/>
       <w:docGrid w:linePitch="360"/>
     </w:sectPr>

--- a/word_reports/LP_0047_위치_301_Ace Cannon_Ace of Sax.docx
+++ b/word_reports/LP_0047_위치_301_Ace Cannon_Ace of Sax.docx
@@ -32,7 +32,7 @@
     </w:p>
     <w:p>
       <w:pPr>
-        <w:spacing w:line="324" w:lineRule="auto" w:before="80" w:after="160"/>
+        <w:spacing w:line="324" w:lineRule="auto" w:before="80" w:after="120"/>
       </w:pPr>
       <w:r>
         <w:rPr w:rFonts="맑은 고딕">
@@ -42,13 +42,6 @@
           <w:sz w:val="22"/>
         </w:rPr>
         <w:t xml:space="preserve">[음반 소개] </w:t>
-      </w:r>
-      <w:r>
-        <w:rPr w:rFonts="맑은 고딕">
-          <w:rFonts w:ascii="맑은 고딕" w:hAnsi="맑은 고딕" w:eastAsia="맑은 고딕"/>
-          <w:b w:val="0"/>
-          <w:sz w:val="21"/>
-        </w:rPr>
       </w:r>
     </w:p>
     <w:p>
@@ -61,7 +54,33 @@
           <w:b w:val="0"/>
           <w:sz w:val="21"/>
         </w:rPr>
-        <w:t>에이스 캐논의 색소폰은 거친 황혼 속에서도 결코 꺼지지 않는 남부의 온기와 낭만을 품고 있습니다. 팝과 인스트루멘털 음악의 찬연한 황금기 속에서 탄생한 본작 *Ace of Sax*는 그의 호흡 하나하나에 깃든 농익은 멜랑콜리와 유려한 선율미를 고스란히 봉인해 낸 걸작입니다. 악기 하나로 인간의 가장 깊은 희로애락을 어루만지던 그의 관악 사운드는 시간의 풍화를 견뎌내며 오늘날 우리에게도 더없이 그윽하고 우아한 서정의 울림을 선사합니다. 턴테이블의 바늘을 올리는 순간, 잊혀진 시절의 찬란한 풍경이 한 줄기 빛처럼 청자의 마음에 번져 나갑니다.</w:t>
+        <w:t>미국 남부의 눅진한 습도와 멤피스 소울의 그윽한 숨결이 녹아든 1960년대 중반, 관악기 하나로 대중의 심금을 울렸던 명인 에이스 캐논(Ace Cannon)의 정수가 담긴 걸작 [Ace of Sax]는 아날로그 시대가 빚어낸 찬란한 기악 팝(Instrumental Pop)의 정점입니다. 빌 블랙 콤보(Bill Black's Combo)의 핵심 멤버로서 로큰롤 태동기의 거친 에너지를 온몸으로 체득했던 그는, 자신의 이름을 전면에 내건 솔로 커리어를 통해 색소폰을 단순한 반주 악기가 아닌 '인간의 목소리를 대신하는 가장 서정적인 화자(話者)'로 격상시켰습니다. 본 앨범은 그가 구축한 유려한 멜로디 감각과 리듬 앤 블루스의 탄탄한 토양이 완벽한 화학적 결합을 이룬 기념비적 작품입니다.</w:t>
+      </w:r>
+    </w:p>
+    <w:p>
+      <w:pPr>
+        <w:spacing w:line="324" w:lineRule="auto" w:after="120"/>
+      </w:pPr>
+      <w:r>
+        <w:rPr w:rFonts="맑은 고딕">
+          <w:rFonts w:ascii="맑은 고딕" w:hAnsi="맑은 고딕" w:eastAsia="맑은 고딕"/>
+          <w:b w:val="0"/>
+          <w:sz w:val="21"/>
+        </w:rPr>
+        <w:t>이 음반이 당대 대중음악사에 남긴 족적은 보컬 중심의 팝 시장 속에서 기악 연주만으로도 청자의 영혼을 단숨에 사로잡을 수 있음을 웅변했다는 데 있습니다. 하이 레코드(Hi Records) 특유의 따뜻하고 묵직한 리듬 섹션 위에 얹힌 에이스 캐논의 알토 및 테너 색소폰 연주는, 과도한 기교를 배제한 채 음표 하나하나에 짙은 애수와 따스한 온기를 불어넣습니다. 거칠게 포효하기보다는 나직이 귓가에 속삭이듯 절제된 비브라토와 감미로운 텅잉은 밤의 정적을 가르는 한 줄기 등불처럼 당대 고단한 삶을 살아가던 청춘들의 상처받은 마음을 어루만져 주었습니다.</w:t>
+      </w:r>
+    </w:p>
+    <w:p>
+      <w:pPr>
+        <w:spacing w:line="324" w:lineRule="auto" w:after="120"/>
+      </w:pPr>
+      <w:r>
+        <w:rPr w:rFonts="맑은 고딕">
+          <w:rFonts w:ascii="맑은 고딕" w:hAnsi="맑은 고딕" w:eastAsia="맑은 고딕"/>
+          <w:b w:val="0"/>
+          <w:sz w:val="21"/>
+        </w:rPr>
+        <w:t>세월이 흘러 디지털 음원이 범람하는 오늘날에도 [Ace of Sax]가 지닌 미학적 가치는 결코 빛바래지 않습니다. 그것은 트랙마다 배어 있는 연주자의 숨소리, 리드(Reed)의 미세한 떨림, 그리고 스튜디오의 공기감까지 고스란히 담아낸 아날로그 사운드의 순수함 덕분입니다. 화려함 뒤에 숨은 고독과 낭만을 긍정하는 그의 음악적 철학은 반세기가 지난 지금도 LP의 그루브를 타고 흘러나와, 메마른 현대인의 감성을 촉촉하게 적시는 깊은 서정의 울림을 선사합니다.</w:t>
       </w:r>
     </w:p>
     <w:p>
@@ -168,7 +187,7 @@
           <w:b w:val="0"/>
           <w:sz w:val="21"/>
         </w:rPr>
-        <w:t>1960~70년대 미국 멤피스 소울과 인스트루멘털 팝의 산실이었던 하이 레코드(Hi Records)의 탁월한 음향 프로덕션 아래, 에이스 캐논의 원숙한 연주력을 집대성하여 발매된 정규 LP입니다.</w:t>
+        <w:t>1965년 멤피스 사운드의 산실이자 명문 레이블인 하이 레코드(Hi Records, SHL 32025)를 통해 발매된 정규 앨범으로, 남부 소울과 기악 팝의 완벽한 조화를 이뤄낸 명반입니다.</w:t>
       </w:r>
     </w:p>
     <w:p>
@@ -199,7 +218,7 @@
           <w:b w:val="0"/>
           <w:sz w:val="21"/>
         </w:rPr>
-        <w:t>발매 당시 빌보드 앨범 차트 및 이지 리스닝 차트 상위권에 머무르며 대중적인 찬사를 받았고, 주크박스와 라디오 방송을 통해 꾸준히 애청되며 롱셀러 반열에 올랐습니다.</w:t>
+        <w:t>발매 직후 빌보드 톱 LP 차트에 진입하며 상업적인 성공을 거두었으며, 라디오 에어플레이와 주크박스에서 폭발적인 반응을 이끌어내며 롱셀러 LP로 확고히 자리 잡았습니다.</w:t>
       </w:r>
     </w:p>
     <w:p>
@@ -230,7 +249,7 @@
           <w:b w:val="0"/>
           <w:sz w:val="21"/>
         </w:rPr>
-        <w:t>로커빌리 명예의 전당 및 미시시피 음악가 명예의 전당 헌액 등, 대중음악사에 남긴 위대한 기악적 공로를 공인받으며 평단과 애호가 모두에게 불멸의 명연으로 평가받고 있습니다.</w:t>
+        <w:t>멤피스 음악 명예의 전당 및 로커빌리 명예의 전당 헌액으로 입증된 아티스트의 음악적 권위와 함께, 당대 팝 인스트루멘털 부문에서 평단의 만장일치에 가까운 찬사를 받았습니다.</w:t>
       </w:r>
     </w:p>
     <w:p>
@@ -275,7 +294,7 @@
           <w:b w:val="0"/>
           <w:sz w:val="21"/>
         </w:rPr>
-        <w:t>미국 (USA)</w:t>
+        <w:t>미국 (United States)</w:t>
       </w:r>
     </w:p>
     <w:p>
@@ -337,7 +356,7 @@
           <w:b w:val="0"/>
           <w:sz w:val="21"/>
         </w:rPr>
-        <w:t>솔로 (초기 Bill Black's Combo의 핵심 멤버로 활약 후 솔로 전향)</w:t>
+        <w:t>솔로 (초기 Bill Black's Combo 멤버)</w:t>
       </w:r>
     </w:p>
     <w:p>
@@ -368,7 +387,7 @@
           <w:b w:val="0"/>
           <w:sz w:val="21"/>
         </w:rPr>
-        <w:t>에이스 캐논은 블루스와 로큰롤, 그리고 팝의 감수성을 색소폰이라는 악기 안에 완벽하게 융화시킨 20세기 관악 연주의 거장입니다. 인간의 육성을 빼닮은 특유의 풍성한 비브라토와 따뜻한 톤 컬러로 보컬 이상의 호소력을 구현하며 팝 인스트루멘털 역사에 독보적인 족적을 남겼습니다.</w:t>
+        <w:t>에이스 캐논은 로큰롤과 컨트리, 멤피스 소울의 교차점에서 색소폰이라는 악기를 대중음악의 전면으로 이끌어낸 거장입니다. 인간의 육성을 흉내 내는 듯한 특유의 온화하고 구슬픈 톤 컬러로 1960년대 기악 팝의 황금기를 주도하며 대중음악사에 굵직한 발자취를 남겼습니다.</w:t>
       </w:r>
     </w:p>
     <w:p>
@@ -413,7 +432,7 @@
           <w:b w:val="0"/>
           <w:sz w:val="21"/>
         </w:rPr>
-        <w:t>목소리가 주도하던 대중음악 씬에서 악기 본연의 멜로디만으로 대중의 감성을 완벽히 사로잡을 수 있음을 증명한 명반입니다. 재즈의 화려함보다는 팝의 명징한 선율과 블루스의 짙은 정조를 결합하여 후대 컨템포러리 팝 재즈와 스무스 재즈의 탄생에 지대한 영향을 미친 교량적 위치를 점하고 있습니다.</w:t>
+        <w:t>보컬 트랙이 주류를 이루던 1960년대 중반, 색소폰 연주 음반으로서 높은 대중성과 음악적 완성도를 동시에 획득하며 인스트루멘털 팝의 격조를 한 단계 끌어올린 걸작으로 평가받습니다.</w:t>
       </w:r>
     </w:p>
     <w:p>
@@ -444,7 +463,7 @@
           <w:b w:val="0"/>
           <w:sz w:val="21"/>
         </w:rPr>
-        <w:t>급격한 산업화와 사회적 격변을 지나던 당대 청춘들에게 에이스 캐논의 나직한 색소폰은 지친 하루를 달래주는 유일한 안식처였습니다. 늦은 밤 자동차 극장과 아늑한 거실의 오디오 앰프를 통해 흘러나오던 그의 선율은, 소박하면서도 온기 넘쳤던 아메리칸 드림의 정서와 청춘의 낭만을 오롯이 환기시킵니다.</w:t>
+        <w:t>격동과 변화의 소용돌이 속에 있던 1960년대 미국 사회에서, 도시의 네온사인 아래 방황하던 젊은이들과 일상의 고단함을 달래던 소시민들의 밤을 포근하게 감싸 안아주던 낭만적 노스탤지어의 표상입니다.</w:t>
       </w:r>
     </w:p>
     <w:p>
@@ -489,7 +508,7 @@
           <w:b w:val="0"/>
           <w:sz w:val="21"/>
         </w:rPr>
-        <w:t>유려한 색소폰의 비브라토가 돋보이는 서정적 팝 발라드부터 하이 레코드 특유의 리듬 섹션이 가미된 감각적인 미드 템포 곡들까지 폭넓게 수록되어 있습니다. 특히 테너 및 알토 색소폰의 리드가 뿜어내는 깊고 묵직한 호흡은 단순한 멜로디 연주를 넘어 진솔한 이야기 한 편을 들려주듯 짙은 여운을 남깁니다.</w:t>
+        <w:t>앨범을 관통하는 에이스 캐논 특유의 '터프(Tuff)'하면서도 벨벳처럼 부드러운 음색이 돋보이며, 스탠더드 팝 넘버들의 감각적인 재해석과 멤피스 특유의 블루지한 그루브가 절묘하게 어우러져 깊은 여운을 남깁니다.</w:t>
       </w:r>
     </w:p>
     <w:p>
@@ -520,7 +539,7 @@
           <w:b w:val="0"/>
           <w:sz w:val="21"/>
         </w:rPr>
-        <w:t>진공관 앰프의 온화한 배음과 LP 턴테이블의 회전이 만들어내는 아날로그 무대 위에서 감상할 때 본 앨범의 진가가 온전히 드러납니다. 조명을 낮춘 심야에 묵직한 턴테이블 바늘을 내리면, 색소폰의 떨림과 미세한 숨소리가 마치 리스닝 룸 한가운데에서 직접 연주하듯 생생하고 포근하게 다가옵니다.</w:t>
+        <w:t>진공관 앰프의 온화한 배음과 턴테이블 카트리지가 긁어내는 섬세한 마찰음 속에서 색소폰 리드의 숨결이 극대화되므로, 조명을 낮춘 심야 시간에 깊은 공간감을 음미하며 감상하시기를 권합니다.</w:t>
       </w:r>
     </w:p>
     <w:p>
@@ -551,7 +570,7 @@
           <w:b w:val="0"/>
           <w:sz w:val="21"/>
         </w:rPr>
-        <w:t>디지털 사운드에서는 결코 흉내 낼 수 없는 두터운 아날로그 그루브와 멤피스 사운드의 정수가 온전히 담긴 음반입니다. 관악 연주 음반 수집가뿐만 아니라 낭만적인 빈티지 사운드를 사랑하는 모든 오디오파일에게 서가의 품격을 높여줄 필수 소장 LP입니다.</w:t>
+        <w:t>하이 레코드 오리지널 아날로그 마스터의 질감이 고스란히 살아 숨 쉬는 음반으로, 팝과 재즈, 로큰롤의 경계를 넘나드는 빈티지 색소폰 사운드의 정수를 만끽할 수 있는 컬렉터스 필수 아이템입니다.</w:t>
       </w:r>
     </w:p>
     <w:p>
@@ -565,7 +584,7 @@
           <w:color w:val="4338CA"/>
           <w:sz w:val="21"/>
         </w:rPr>
-        <w:t>이 음반을 통해 한 시대를 풍미했던 황금빛 색소폰의 숨결과 따뜻한 아날로그 선율이 전해주는 감동을 다시 한번 경험해 보시는 것은 어떨까요?</w:t>
+        <w:t>이 음반을 통해 한 시대를 풍미했던 전설적인 색소폰 선율이 전해주는 감동을 다시 한번 경험해 보시는 것은 어떨까요?</w:t>
       </w:r>
     </w:p>
     <w:sectPr>
